--- a/parity-tests/src/test/resources/eac/parity.docx
+++ b/parity-tests/src/test/resources/eac/parity.docx
@@ -562,6 +562,70 @@
           <w:i w:val="on"/>
         </w:rPr>
         <w:t>[Abbildung nicht verfügbar]</w:t>
+      </w:r>
+    </w:p>
+    <w:p>
+      <w:pPr>
+        <w:pStyle w:val="Heading3"/>
+      </w:pPr>
+      <w:r>
+        <w:t>Makros</w:t>
+      </w:r>
+    </w:p>
+    <w:p>
+      <w:pPr>
+        <w:pStyle w:val="Heading4"/>
+      </w:pPr>
+      <w:r>
+        <w:t>Makros</w:t>
+      </w:r>
+    </w:p>
+    <w:p>
+      <w:r>
+        <w:t>Satz Golf vor den Makros.</w:t>
+      </w:r>
+    </w:p>
+    <w:p>
+      <w:r>
+        <w:t>Satz Hotel aus dem Baustein.</w:t>
+      </w:r>
+    </w:p>
+    <w:p>
+      <w:r>
+        <w:t>Satz India aus dem Auszug.</w:t>
+      </w:r>
+    </w:p>
+    <w:p>
+      <w:pPr>
+        <w:numPr>
+          <w:ilvl w:val="0"/>
+          <w:numId w:val="1"/>
+        </w:numPr>
+        <w:spacing w:after="40"/>
+      </w:pPr>
+      <w:r>
+        <w:t>Juliett</w:t>
+      </w:r>
+    </w:p>
+    <w:p>
+      <w:pPr>
+        <w:pStyle w:val="Heading4"/>
+      </w:pPr>
+      <w:r>
+        <w:t>Juliett</w:t>
+      </w:r>
+    </w:p>
+    <w:p>
+      <w:pPr>
+        <w:pStyle w:val="Heading5"/>
+      </w:pPr>
+      <w:r>
+        <w:t>Juliett</w:t>
+      </w:r>
+    </w:p>
+    <w:p>
+      <w:r>
+        <w:t>Satz Juliett.</w:t>
       </w:r>
     </w:p>
   </w:body>

--- a/parity-tests/src/test/resources/eac/parity.docx
+++ b/parity-tests/src/test/resources/eac/parity.docx
@@ -626,6 +626,69 @@
     <w:p>
       <w:r>
         <w:t>Satz Juliett.</w:t>
+      </w:r>
+    </w:p>
+    <w:p>
+      <w:pPr>
+        <w:pStyle w:val="Heading3"/>
+      </w:pPr>
+      <w:r>
+        <w:t>Anhänge</w:t>
+      </w:r>
+    </w:p>
+    <w:p>
+      <w:pPr>
+        <w:pStyle w:val="Heading4"/>
+      </w:pPr>
+      <w:r>
+        <w:t>Anhänge</w:t>
+      </w:r>
+    </w:p>
+    <w:p>
+      <w:r>
+        <w:t>Satz Kilo zu den Anhängen.</w:t>
+      </w:r>
+    </w:p>
+    <w:p>
+      <w:r>
+        <w:t>Satz Lima mit Symbol im Text. Satz Mike nach dem Symbol.</w:t>
+      </w:r>
+    </w:p>
+    <w:p>
+      <w:r>
+        <w:rPr>
+          <w:i w:val="on"/>
+        </w:rPr>
+        <w:t>[Abbildung nicht verfügbar: symbol.svg]</w:t>
+      </w:r>
+    </w:p>
+    <w:p>
+      <w:r>
+        <w:t>PAR-7 - Getting issue details...</w:t>
+      </w:r>
+    </w:p>
+    <w:p>
+      <w:pPr>
+        <w:numPr>
+          <w:ilvl w:val="0"/>
+          <w:numId w:val="1"/>
+        </w:numPr>
+        <w:spacing w:after="40"/>
+      </w:pPr>
+      <w:r>
+        <w:t>handbuch.pdf</w:t>
+      </w:r>
+    </w:p>
+    <w:p>
+      <w:pPr>
+        <w:numPr>
+          <w:ilvl w:val="0"/>
+          <w:numId w:val="1"/>
+        </w:numPr>
+        <w:spacing w:after="40"/>
+      </w:pPr>
+      <w:r>
+        <w:t>vorlage.docx</w:t>
       </w:r>
     </w:p>
   </w:body>

--- a/parity-tests/src/test/resources/eac/parity.docx
+++ b/parity-tests/src/test/resources/eac/parity.docx
@@ -565,6 +565,54 @@
       </w:r>
     </w:p>
     <w:p>
+      <w:r>
+        <w:drawing>
+          <wp:inline distT="0" distR="0" distB="0" distL="0">
+            <wp:extent cx="9525" cy="9525"/>
+            <wp:docPr id="2" name="Drawing 2" descr="abbildung-3.png"/>
+            <a:graphic xmlns:a="http://schemas.openxmlformats.org/drawingml/2006/main">
+              <a:graphicData uri="http://schemas.openxmlformats.org/drawingml/2006/picture">
+                <pic:pic xmlns:pic="http://schemas.openxmlformats.org/drawingml/2006/picture">
+                  <pic:nvPicPr>
+                    <pic:cNvPr id="0" name="Picture 2" descr="abbildung-3.png"/>
+                    <pic:cNvPicPr>
+                      <a:picLocks noChangeAspect="true"/>
+                    </pic:cNvPicPr>
+                  </pic:nvPicPr>
+                  <pic:blipFill>
+                    <a:blip r:embed="rId6"/>
+                    <a:stretch>
+                      <a:fillRect/>
+                    </a:stretch>
+                  </pic:blipFill>
+                  <pic:spPr>
+                    <a:xfrm>
+                      <a:off x="0" y="0"/>
+                      <a:ext cx="9525" cy="9525"/>
+                    </a:xfrm>
+                    <a:prstGeom prst="rect">
+                      <a:avLst/>
+                    </a:prstGeom>
+                  </pic:spPr>
+                </pic:pic>
+              </a:graphicData>
+            </a:graphic>
+          </wp:inline>
+        </w:drawing>
+      </w:r>
+      <w:r>
+        <w:br/>
+      </w:r>
+      <w:r>
+        <w:rPr>
+          <w:sz w:val="18"/>
+          <w:i w:val="on"/>
+          <w:color w:val="6B6B6B"/>
+        </w:rPr>
+        <w:t>ablauf</w:t>
+      </w:r>
+    </w:p>
+    <w:p>
       <w:pPr>
         <w:pStyle w:val="Heading3"/>
       </w:pPr>
@@ -656,10 +704,50 @@
     </w:p>
     <w:p>
       <w:r>
+        <w:drawing>
+          <wp:inline distT="0" distR="0" distB="0" distL="0">
+            <wp:extent cx="5715000" cy="5715000"/>
+            <wp:docPr id="3" name="Drawing 3" descr="abbildung-4.png"/>
+            <a:graphic xmlns:a="http://schemas.openxmlformats.org/drawingml/2006/main">
+              <a:graphicData uri="http://schemas.openxmlformats.org/drawingml/2006/picture">
+                <pic:pic xmlns:pic="http://schemas.openxmlformats.org/drawingml/2006/picture">
+                  <pic:nvPicPr>
+                    <pic:cNvPr id="0" name="Picture 3" descr="abbildung-4.png"/>
+                    <pic:cNvPicPr>
+                      <a:picLocks noChangeAspect="true"/>
+                    </pic:cNvPicPr>
+                  </pic:nvPicPr>
+                  <pic:blipFill>
+                    <a:blip r:embed="rId7"/>
+                    <a:stretch>
+                      <a:fillRect/>
+                    </a:stretch>
+                  </pic:blipFill>
+                  <pic:spPr>
+                    <a:xfrm>
+                      <a:off x="0" y="0"/>
+                      <a:ext cx="5715000" cy="5715000"/>
+                    </a:xfrm>
+                    <a:prstGeom prst="rect">
+                      <a:avLst/>
+                    </a:prstGeom>
+                  </pic:spPr>
+                </pic:pic>
+              </a:graphicData>
+            </a:graphic>
+          </wp:inline>
+        </w:drawing>
+      </w:r>
+      <w:r>
+        <w:br/>
+      </w:r>
+      <w:r>
         <w:rPr>
+          <w:sz w:val="18"/>
           <w:i w:val="on"/>
+          <w:color w:val="6B6B6B"/>
         </w:rPr>
-        <w:t>[Abbildung nicht verfügbar: symbol.svg]</w:t>
+        <w:t>symbol.svg</w:t>
       </w:r>
     </w:p>
     <w:p>
@@ -689,6 +777,54 @@
       </w:pPr>
       <w:r>
         <w:t>vorlage.docx</w:t>
+      </w:r>
+    </w:p>
+    <w:p>
+      <w:r>
+        <w:drawing>
+          <wp:inline distT="0" distR="0" distB="0" distL="0">
+            <wp:extent cx="9525" cy="9525"/>
+            <wp:docPr id="4" name="Drawing 4" descr="abbildung-5.png"/>
+            <a:graphic xmlns:a="http://schemas.openxmlformats.org/drawingml/2006/main">
+              <a:graphicData uri="http://schemas.openxmlformats.org/drawingml/2006/picture">
+                <pic:pic xmlns:pic="http://schemas.openxmlformats.org/drawingml/2006/picture">
+                  <pic:nvPicPr>
+                    <pic:cNvPr id="0" name="Picture 4" descr="abbildung-5.png"/>
+                    <pic:cNvPicPr>
+                      <a:picLocks noChangeAspect="true"/>
+                    </pic:cNvPicPr>
+                  </pic:nvPicPr>
+                  <pic:blipFill>
+                    <a:blip r:embed="rId6"/>
+                    <a:stretch>
+                      <a:fillRect/>
+                    </a:stretch>
+                  </pic:blipFill>
+                  <pic:spPr>
+                    <a:xfrm>
+                      <a:off x="0" y="0"/>
+                      <a:ext cx="9525" cy="9525"/>
+                    </a:xfrm>
+                    <a:prstGeom prst="rect">
+                      <a:avLst/>
+                    </a:prstGeom>
+                  </pic:spPr>
+                </pic:pic>
+              </a:graphicData>
+            </a:graphic>
+          </wp:inline>
+        </w:drawing>
+      </w:r>
+      <w:r>
+        <w:br/>
+      </w:r>
+      <w:r>
+        <w:rPr>
+          <w:sz w:val="18"/>
+          <w:i w:val="on"/>
+          <w:color w:val="6B6B6B"/>
+        </w:rPr>
+        <w:t>ablauf</w:t>
       </w:r>
     </w:p>
   </w:body>

--- a/parity-tests/src/test/resources/eac/parity.docx
+++ b/parity-tests/src/test/resources/eac/parity.docx
@@ -386,6 +386,11 @@
       </w:r>
     </w:p>
     <w:p>
+      <w:r>
+        <w:t>Ansprechpartnerin ist Anna Schmidt.</w:t>
+      </w:r>
+    </w:p>
+    <w:p>
       <w:pPr>
         <w:pStyle w:val="Heading4"/>
       </w:pPr>
@@ -635,7 +640,7 @@
     </w:p>
     <w:p>
       <w:r>
-        <w:t>Satz Hotel aus dem Baustein.</w:t>
+        <w:t>Satz Hotel aus dem Baustein. Von Bernd Wagner.</w:t>
       </w:r>
     </w:p>
     <w:p>
@@ -653,6 +658,11 @@
       </w:pPr>
       <w:r>
         <w:t>Juliett</w:t>
+      </w:r>
+    </w:p>
+    <w:p>
+      <w:r>
+        <w:t>Fragen an Carla Conrad.</w:t>
       </w:r>
     </w:p>
     <w:p>

--- a/parity-tests/src/test/resources/eac/parity.docx
+++ b/parity-tests/src/test/resources/eac/parity.docx
@@ -835,6 +835,39 @@
           <w:color w:val="6B6B6B"/>
         </w:rPr>
         <w:t>ablauf</w:t>
+      </w:r>
+    </w:p>
+    <w:p>
+      <w:pPr>
+        <w:pStyle w:val="Heading3"/>
+      </w:pPr>
+      <w:r>
+        <w:t>Zählung</w:t>
+      </w:r>
+    </w:p>
+    <w:p>
+      <w:pPr>
+        <w:pStyle w:val="Heading4"/>
+      </w:pPr>
+      <w:r>
+        <w:t>Zählung</w:t>
+      </w:r>
+    </w:p>
+    <w:p>
+      <w:r>
+        <w:t>Satz Quebec zur Zählung.</w:t>
+      </w:r>
+    </w:p>
+    <w:p>
+      <w:pPr>
+        <w:numPr>
+          <w:ilvl w:val="0"/>
+          <w:numId w:val="1"/>
+        </w:numPr>
+        <w:spacing w:after="40"/>
+      </w:pPr>
+      <w:r>
+        <w:t>Architektur</w:t>
       </w:r>
     </w:p>
   </w:body>
